--- a/1.docx
+++ b/1.docx
@@ -52,7 +52,7 @@
           </mc:Choice>
           <mc:Fallback>
             <w:pict>
-              <v:shapetype w14:anchorId="25A88AEF" id="_x0000_t75" coordsize="21600,21600" o:spt="75" o:preferrelative="t" path="m@4@5l@4@11@9@11@9@5xe" filled="f" stroked="f">
+              <v:shapetype w14:anchorId="7A2FB9E7" id="_x0000_t75" coordsize="21600,21600" o:spt="75" o:preferrelative="t" path="m@4@5l@4@11@9@11@9@5xe" filled="f" stroked="f">
                 <v:stroke joinstyle="miter"/>
                 <v:formulas>
                   <v:f eqn="if lineDrawn pixelLineWidth 0"/>
@@ -729,7 +729,76 @@
           <w:lang w:val="en-US"/>
         </w:rPr>
       </w:pPr>
+      <w:r>
+        <w:rPr>
+          <w:rFonts w:ascii="Arial" w:hAnsi="Arial" w:cs="Arial"/>
+          <w:sz w:val="28"/>
+          <w:szCs w:val="28"/>
+          <w:lang w:val="en-US"/>
+        </w:rPr>
+        <w:drawing>
+          <wp:anchor distT="0" distB="0" distL="114300" distR="114300" simplePos="0" relativeHeight="251663360" behindDoc="1" locked="0" layoutInCell="1" allowOverlap="1" wp14:anchorId="00361CEA" wp14:editId="4F74019D">
+            <wp:simplePos x="0" y="0"/>
+            <wp:positionH relativeFrom="margin">
+              <wp:align>left</wp:align>
+            </wp:positionH>
+            <wp:positionV relativeFrom="page">
+              <wp:posOffset>7739380</wp:posOffset>
+            </wp:positionV>
+            <wp:extent cx="3333750" cy="1171575"/>
+            <wp:effectExtent l="0" t="0" r="0" b="9525"/>
+            <wp:wrapTight wrapText="bothSides">
+              <wp:wrapPolygon edited="0">
+                <wp:start x="0" y="0"/>
+                <wp:lineTo x="0" y="21424"/>
+                <wp:lineTo x="21477" y="21424"/>
+                <wp:lineTo x="21477" y="0"/>
+                <wp:lineTo x="0" y="0"/>
+              </wp:wrapPolygon>
+            </wp:wrapTight>
+            <wp:docPr id="2115796420" name="Рисунок 1" descr="Изображение выглядит как текст, снимок экрана, Шрифт&#10;&#10;Контент, сгенерированный ИИ, может содержать ошибки."/>
+            <wp:cNvGraphicFramePr>
+              <a:graphicFrameLocks xmlns:a="http://schemas.openxmlformats.org/drawingml/2006/main" noChangeAspect="1"/>
+            </wp:cNvGraphicFramePr>
+            <a:graphic xmlns:a="http://schemas.openxmlformats.org/drawingml/2006/main">
+              <a:graphicData uri="http://schemas.openxmlformats.org/drawingml/2006/picture">
+                <pic:pic xmlns:pic="http://schemas.openxmlformats.org/drawingml/2006/picture">
+                  <pic:nvPicPr>
+                    <pic:cNvPr id="2115796420" name="Рисунок 1" descr="Изображение выглядит как текст, снимок экрана, Шрифт&#10;&#10;Контент, сгенерированный ИИ, может содержать ошибки."/>
+                    <pic:cNvPicPr/>
+                  </pic:nvPicPr>
+                  <pic:blipFill>
+                    <a:blip r:embed="rId10">
+                      <a:extLst>
+                        <a:ext uri="{28A0092B-C50C-407E-A947-70E740481C1C}">
+                          <a14:useLocalDpi xmlns:a14="http://schemas.microsoft.com/office/drawing/2010/main" val="0"/>
+                        </a:ext>
+                      </a:extLst>
+                    </a:blip>
+                    <a:stretch>
+                      <a:fillRect/>
+                    </a:stretch>
+                  </pic:blipFill>
+                  <pic:spPr>
+                    <a:xfrm>
+                      <a:off x="0" y="0"/>
+                      <a:ext cx="3333750" cy="1171575"/>
+                    </a:xfrm>
+                    <a:prstGeom prst="rect">
+                      <a:avLst/>
+                    </a:prstGeom>
+                  </pic:spPr>
+                </pic:pic>
+              </a:graphicData>
+            </a:graphic>
+          </wp:anchor>
+        </w:drawing>
+      </w:r>
     </w:p>
+    <w:p/>
+    <w:p/>
+    <w:p/>
+    <w:p/>
     <w:p/>
     <w:sectPr>
       <w:pgSz w:w="11906" w:h="16838"/>
